--- a/Licenta_Perfecta_Finala.docx
+++ b/Licenta_Perfecta_Finala.docx
@@ -6421,21 +6421,7 @@
         <w:rPr>
           <w:color w:val="000000" w:themeColor="text1"/>
         </w:rPr>
-        <w:t xml:space="preserve">Un punct de cotitură fundamental în parcursul meu l-a constituit contactul cu jocul Minecraft. Acesta a demonstrat, la o scară globală, forța incredibilă a Generării Procedurale de Conținut (PCG - Procedural Content Generation). Modelul său de lume virtuală, practic infinită și generată în timp real, </w:t>
-      </w:r>
-      <w:proofErr w:type="gramStart"/>
-      <w:r>
-        <w:rPr>
-          <w:color w:val="000000" w:themeColor="text1"/>
-        </w:rPr>
-        <w:t>a</w:t>
-      </w:r>
-      <w:proofErr w:type="gramEnd"/>
-      <w:r>
-        <w:rPr>
-          <w:color w:val="000000" w:themeColor="text1"/>
-        </w:rPr>
-        <w:t xml:space="preserve"> evidențiat potențialul algoritmilor de a crea diversitate și complexitate pornind de la un set minim de parametri. Această fascinație pentru modul în care matematica și informatica grafică pot „picta” lumi întregi a pus bazele interesului meu pentru dezvoltarea de unelte care să automatizeze și să optimizeze procesul de creație digitală.</w:t>
+        <w:t>Un punct de cotitură fundamental în parcursul meu l-a constituit contactul cu jocul Minecraft. Acesta a demonstrat, la o scară globală, forța incredibilă a Generării Procedurale de Conținut (PCG - Procedural Content Generation). Modelul său de lume virtuală, practic infinită și generată în timp real, a evidențiat potențialul algoritmilor de a crea diversitate și complexitate pornind de la un set minim de parametri. Această fascinație pentru modul în care matematica și informatica grafică pot „picta” lumi întregi a pus bazele interesului meu pentru dezvoltarea de unelte care să automatizeze și să optimizeze procesul de creație digitală.</w:t>
       </w:r>
     </w:p>
     <w:p>
@@ -6465,21 +6451,7 @@
         <w:rPr>
           <w:color w:val="000000" w:themeColor="text1"/>
         </w:rPr>
-        <w:t xml:space="preserve">Scopul central al sistemului este de </w:t>
-      </w:r>
-      <w:proofErr w:type="gramStart"/>
-      <w:r>
-        <w:rPr>
-          <w:color w:val="000000" w:themeColor="text1"/>
-        </w:rPr>
-        <w:t>a</w:t>
-      </w:r>
-      <w:proofErr w:type="gramEnd"/>
-      <w:r>
-        <w:rPr>
-          <w:color w:val="000000" w:themeColor="text1"/>
-        </w:rPr>
-        <w:t xml:space="preserve"> oferi un instrument practic și intuitiv artiștilor 3D și dezvoltatorilor de jocuri. Într-o industrie în care cererea pentru conținut digital de înaltă fidelitate este în continuă creștere, metodele tradiționale de modelare manuală devin adesea ineficiente și consumatoare de timp. RAMY vine să adreseze această problemă printr-o arhitectură modulară, bazată pe un graf de noduri.</w:t>
+        <w:t>Scopul central al sistemului este de a oferi un instrument practic și intuitiv artiștilor 3D și dezvoltatorilor de jocuri. Într-o industrie în care cererea pentru conținut digital de înaltă fidelitate este în continuă creștere, metodele tradiționale de modelare manuală devin adesea ineficiente și consumatoare de timp. RAMY vine să adreseze această problemă printr-o arhitectură modulară, bazată pe un graf de noduri.</w:t>
       </w:r>
     </w:p>
     <w:p>
@@ -6531,21 +6503,7 @@
           <w:color w:val="000000" w:themeColor="text1"/>
         </w:rPr>
         <w:lastRenderedPageBreak/>
-        <w:t xml:space="preserve">considerabile și un timp de execuție extins, ceea ce poate fragiliza sustenabilitatea proiectelor, în special pentru studiourile de dimensiuni medii sau mici. Problema identificată este rigiditatea procesului tradițional de creație: atunci când o schimbare de design apare într-o etapă avansată, refacerea manuală </w:t>
-      </w:r>
-      <w:proofErr w:type="gramStart"/>
-      <w:r>
-        <w:rPr>
-          <w:color w:val="000000" w:themeColor="text1"/>
-        </w:rPr>
-        <w:t>a</w:t>
-      </w:r>
-      <w:proofErr w:type="gramEnd"/>
-      <w:r>
-        <w:rPr>
-          <w:color w:val="000000" w:themeColor="text1"/>
-        </w:rPr>
-        <w:t xml:space="preserve"> activelor poate duce la întârzieri majore. Sistemul propus adresează această ineficiență prin iterație rapidă, utilizarea PCG permițând generarea instantanee de variante multiple bazate pe aceeași logică, reducând timpul de la concept la prototip funcțional. Astfel, obiectivul de business este transformarea muncii repetitive în procese automatizate, permițând artiștilor să se concentreze pe direcția creativă de nivel înalt, optimizând în același timp returnarea investiției prin scalabilitatea conținutului produs.</w:t>
+        <w:t>considerabile și un timp de execuție extins, ceea ce poate fragiliza sustenabilitatea proiectelor, în special pentru studiourile de dimensiuni medii sau mici. Problema identificată este rigiditatea procesului tradițional de creație: atunci când o schimbare de design apare într-o etapă avansată, refacerea manuală a activelor poate duce la întârzieri majore. Sistemul propus adresează această ineficiență prin iterație rapidă, utilizarea PCG permițând generarea instantanee de variante multiple bazate pe aceeași logică, reducând timpul de la concept la prototip funcțional. Astfel, obiectivul de business este transformarea muncii repetitive în procese automatizate, permițând artiștilor să se concentreze pe direcția creativă de nivel înalt, optimizând în același timp returnarea investiției prin scalabilitatea conținutului produs.</w:t>
       </w:r>
     </w:p>
     <w:p>
@@ -6590,35 +6548,7 @@
         <w:rPr>
           <w:color w:val="000000" w:themeColor="text1"/>
         </w:rPr>
-        <w:t xml:space="preserve">Primul obiectiv fundamental este realizarea unei arhitecturi modulare bazate pe un nucleu decuplat de logicile specifice de generare. Acest lucru se realizează prin implementarea unui sistem bazat pe interfețe (în special interfața IGenerator), care permite motorului să trateze orice algoritm de generare ca pe o componentă de tip „black box”. Prin această abstractizare, sistemul devine extrem de extensibil, permițând adăugarea de noi funcționalități fără </w:t>
-      </w:r>
-      <w:proofErr w:type="gramStart"/>
-      <w:r>
-        <w:rPr>
-          <w:color w:val="000000" w:themeColor="text1"/>
-        </w:rPr>
-        <w:t>a</w:t>
-      </w:r>
-      <w:proofErr w:type="gramEnd"/>
-      <w:r>
-        <w:rPr>
-          <w:color w:val="000000" w:themeColor="text1"/>
-        </w:rPr>
-        <w:t xml:space="preserve"> altera codul sursă al nucleului. Modularitatea nu se limitează doar la generatoare, ci se extinde și la gestionarea resurselor grafice și </w:t>
-      </w:r>
-      <w:proofErr w:type="gramStart"/>
-      <w:r>
-        <w:rPr>
-          <w:color w:val="000000" w:themeColor="text1"/>
-        </w:rPr>
-        <w:t>a</w:t>
-      </w:r>
-      <w:proofErr w:type="gramEnd"/>
-      <w:r>
-        <w:rPr>
-          <w:color w:val="000000" w:themeColor="text1"/>
-        </w:rPr>
-        <w:t xml:space="preserve"> entităților de tip GameObject, asigurând o structură software robustă și ușor de întreținut.</w:t>
+        <w:t>Primul obiectiv fundamental este realizarea unei arhitecturi modulare bazate pe un nucleu decuplat de logicile specifice de generare. Acest lucru se realizează prin implementarea unui sistem bazat pe interfețe (în special interfața IGenerator), care permite motorului să trateze orice algoritm de generare ca pe o componentă de tip „black box”. Prin această abstractizare, sistemul devine extrem de extensibil, permițând adăugarea de noi funcționalități fără a altera codul sursă al nucleului. Modularitatea nu se limitează doar la generatoare, ci se extinde și la gestionarea resurselor grafice și a entităților de tip GameObject, asigurând o structură software robustă și ușor de întreținut.</w:t>
       </w:r>
     </w:p>
     <w:p>
@@ -6649,21 +6579,7 @@
         <w:rPr>
           <w:color w:val="000000" w:themeColor="text1"/>
         </w:rPr>
-        <w:t xml:space="preserve">Un alt obiectiv central este dezvoltarea unei interfețe vizuale intuitive, care să faciliteze interacțiunea artiștilor cu parametrii de generare. Pentru aceasta, lucrarea implementează un editor „Node-Based” folosind biblioteca Dear ImGui și extensia ImNodes. Această metaforă vizuală a nodurilor conectate oferă o reprezentare clară a dependențelor de date și a fluxului de execuție, transformând procesul de programare </w:t>
-      </w:r>
-      <w:proofErr w:type="gramStart"/>
-      <w:r>
-        <w:rPr>
-          <w:color w:val="000000" w:themeColor="text1"/>
-        </w:rPr>
-        <w:t>a</w:t>
-      </w:r>
-      <w:proofErr w:type="gramEnd"/>
-      <w:r>
-        <w:rPr>
-          <w:color w:val="000000" w:themeColor="text1"/>
-        </w:rPr>
-        <w:t xml:space="preserve"> algoritmilor într-o experiență de design vizual. Editorul include panouri de inspecție dinamice, un browser de active și un sistem de control al camerei, toate integrate într-un spațiu de lucru unitar care emulează standardele industriei moderne.</w:t>
+        <w:t>Un alt obiectiv central este dezvoltarea unei interfețe vizuale intuitive, care să faciliteze interacțiunea artiștilor cu parametrii de generare. Pentru aceasta, lucrarea implementează un editor „Node-Based” folosind biblioteca Dear ImGui și extensia ImNodes. Această metaforă vizuală a nodurilor conectate oferă o reprezentare clară a dependențelor de date și a fluxului de execuție, transformând procesul de programare a algoritmilor într-o experiență de design vizual. Editorul include panouri de inspecție dinamice, un browser de active și un sistem de control al camerei, toate integrate într-un spațiu de lucru unitar care emulează standardele industriei moderne.</w:t>
       </w:r>
     </w:p>
     <w:p>
@@ -6678,21 +6594,7 @@
         <w:rPr>
           <w:color w:val="000000" w:themeColor="text1"/>
         </w:rPr>
-        <w:t xml:space="preserve">În final, un obiectiv esențial este asigurarea randării în timp real a conținutului generat. Folosind API-ul grafic OpenGL, sistemul permite vizualizarea imediată </w:t>
-      </w:r>
-      <w:proofErr w:type="gramStart"/>
-      <w:r>
-        <w:rPr>
-          <w:color w:val="000000" w:themeColor="text1"/>
-        </w:rPr>
-        <w:t>a</w:t>
-      </w:r>
-      <w:proofErr w:type="gramEnd"/>
-      <w:r>
-        <w:rPr>
-          <w:color w:val="000000" w:themeColor="text1"/>
-        </w:rPr>
-        <w:t xml:space="preserve"> impactului oricărei modificări aduse parametrilor de generare sau structurii grafului de noduri. Acest circuit de feedback instantaneu (fără timpi de așteptare pentru „baking” sau export) este vital pentru procesul creativ, permițând artiștilor să exploreze rapid soluții estetice variate. Implementarea include tehnici avansate de iluminare, mapare a umbrelor și gestionare a bufferelor de memorie video, asigurând o performanță ridicată chiar și în cazul scenelor cu densitate mare de geometrie.</w:t>
+        <w:t>În final, un obiectiv esențial este asigurarea randării în timp real a conținutului generat. Folosind API-ul grafic OpenGL, sistemul permite vizualizarea imediată a impactului oricărei modificări aduse parametrilor de generare sau structurii grafului de noduri. Acest circuit de feedback instantaneu (fără timpi de așteptare pentru „baking” sau export) este vital pentru procesul creativ, permițând artiștilor să exploreze rapid soluții estetice variate. Implementarea include tehnici avansate de iluminare, mapare a umbrelor și gestionare a bufferelor de memorie video, asigurând o performanță ridicată chiar și în cazul scenelor cu densitate mare de geometrie.</w:t>
       </w:r>
     </w:p>
     <w:p>
@@ -6759,35 +6661,7 @@
         <w:rPr>
           <w:color w:val="000000" w:themeColor="text1"/>
         </w:rPr>
-        <w:t xml:space="preserve">Cea de-a doua etapă, proiectarea arhitecturală, s-a concentrat pe definirea structurii sistemului prin utilizarea modelelor de design (Design Patterns). Utilizarea modelului Singleton pentru clasa principală </w:t>
-      </w:r>
-      <w:proofErr w:type="gramStart"/>
-      <w:r>
-        <w:rPr>
-          <w:color w:val="000000" w:themeColor="text1"/>
-        </w:rPr>
-        <w:t>a</w:t>
-      </w:r>
-      <w:proofErr w:type="gramEnd"/>
-      <w:r>
-        <w:rPr>
-          <w:color w:val="000000" w:themeColor="text1"/>
-        </w:rPr>
-        <w:t xml:space="preserve"> aplicației </w:t>
-      </w:r>
-      <w:proofErr w:type="gramStart"/>
-      <w:r>
-        <w:rPr>
-          <w:color w:val="000000" w:themeColor="text1"/>
-        </w:rPr>
-        <w:t>a</w:t>
-      </w:r>
-      <w:proofErr w:type="gramEnd"/>
-      <w:r>
-        <w:rPr>
-          <w:color w:val="000000" w:themeColor="text1"/>
-        </w:rPr>
-        <w:t xml:space="preserve"> asigurat un control centralizat asupra resurselor, în timp ce modelul Interface (prin IGenerator) a fost pilonul central în realizarea extensibilității. De asemenea, a fost proiectat modelul de date pentru graful de noduri, asigurând un flux de date bidirecțional și un sistem de gestiune a dependențelor care să permită recalcularea eficientă a scenei doar atunci când intervin modificări.</w:t>
+        <w:t>Cea de-a doua etapă, proiectarea arhitecturală, s-a concentrat pe definirea structurii sistemului prin utilizarea modelelor de design (Design Patterns). Utilizarea modelului Singleton pentru clasa principală a aplicației a asigurat un control centralizat asupra resurselor, în timp ce modelul Interface (prin IGenerator) a fost pilonul central în realizarea extensibilității. De asemenea, a fost proiectat modelul de date pentru graful de noduri, asigurând un flux de date bidirecțional și un sistem de gestiune a dependențelor care să permită recalcularea eficientă a scenei doar atunci când intervin modificări.</w:t>
       </w:r>
     </w:p>
     <w:p>
@@ -6817,21 +6691,7 @@
         <w:rPr>
           <w:color w:val="000000" w:themeColor="text1"/>
         </w:rPr>
-        <w:t xml:space="preserve">Ultima etapă a metodologiei a fost validarea prin testare și iterație. Sistemul a fost supus unor teste de stres pentru </w:t>
-      </w:r>
-      <w:proofErr w:type="gramStart"/>
-      <w:r>
-        <w:rPr>
-          <w:color w:val="000000" w:themeColor="text1"/>
-        </w:rPr>
-        <w:t>a</w:t>
-      </w:r>
-      <w:proofErr w:type="gramEnd"/>
-      <w:r>
-        <w:rPr>
-          <w:color w:val="000000" w:themeColor="text1"/>
-        </w:rPr>
-        <w:t xml:space="preserve"> evalua stabilitatea în cazul grafurilor de noduri complexe și performanța randării cu un număr mare de poligoane. Validarea nu a fost doar tehnică, ci și funcțională, prin crearea unor seturi de date demonstrative (terenuri procedurale, structuri arhitecturale) care să demonstreze versatilitatea și utilitatea practică a motorului RAMY pentru finalul cercetării.</w:t>
+        <w:t>Ultima etapă a metodologiei a fost validarea prin testare și iterație. Sistemul a fost supus unor teste de stres pentru a evalua stabilitatea în cazul grafurilor de noduri complexe și performanța randării cu un număr mare de poligoane. Validarea nu a fost doar tehnică, ci și funcțională, prin crearea unor seturi de date demonstrative (terenuri procedurale, structuri arhitecturale) care să demonstreze versatilitatea și utilitatea practică a motorului RAMY pentru finalul cercetării.</w:t>
       </w:r>
     </w:p>
     <w:p>
@@ -6871,21 +6731,7 @@
         <w:rPr>
           <w:color w:val="000000" w:themeColor="text1"/>
         </w:rPr>
-        <w:t xml:space="preserve">Din perspectiva mediului de afaceri și </w:t>
-      </w:r>
-      <w:proofErr w:type="gramStart"/>
-      <w:r>
-        <w:rPr>
-          <w:color w:val="000000" w:themeColor="text1"/>
-        </w:rPr>
-        <w:t>a</w:t>
-      </w:r>
-      <w:proofErr w:type="gramEnd"/>
-      <w:r>
-        <w:rPr>
-          <w:color w:val="000000" w:themeColor="text1"/>
-        </w:rPr>
-        <w:t xml:space="preserve"> industriei de profil, dezvoltarea motorului RAMY Procedural Engine răspunde unei crize de eficiență tot mai accentuate în procesele de producție digitală. Publicul țintă este reprezentat de un spectru larg de profesioniști care </w:t>
+        <w:t xml:space="preserve">Din perspectiva mediului de afaceri și a industriei de profil, dezvoltarea motorului RAMY Procedural Engine răspunde unei crize de eficiență tot mai accentuate în procesele de producție digitală. Publicul țintă este reprezentat de un spectru larg de profesioniști care </w:t>
       </w:r>
       <w:r>
         <w:rPr>
@@ -6907,21 +6753,7 @@
         <w:rPr>
           <w:color w:val="000000" w:themeColor="text1"/>
         </w:rPr>
-        <w:t xml:space="preserve">Problema economică centrală abordată este ineficiența generată de lipsa de modularitate a soluțiilor proprietare. RAMY își propune să democratizeze accesul la tehnologia PCG prin adoptarea unui model open-source, oferind o alternativă versatilă care nu se limitează la un singur tip de activ grafic. Într-o piață aflată într-o schimbare permanentă, capacitatea unei firme sau a unui artist independent </w:t>
-      </w:r>
-      <w:proofErr w:type="gramStart"/>
-      <w:r>
-        <w:rPr>
-          <w:color w:val="000000" w:themeColor="text1"/>
-        </w:rPr>
-        <w:t>de a</w:t>
-      </w:r>
-      <w:proofErr w:type="gramEnd"/>
-      <w:r>
-        <w:rPr>
-          <w:color w:val="000000" w:themeColor="text1"/>
-        </w:rPr>
-        <w:t xml:space="preserve"> genera „absolut orice” printr-un sistem modular reprezintă un avantaj competitiv major. Prin utilizarea unui flux de lucru grafic-procedural, motorul reduce drastic timpul necesar pentru crearea activelor, permițând trecerea de la faza de concept la cea de produs final într-un interval mult mai scurt față de metodele de modelare tradițională.</w:t>
+        <w:t>Problema economică centrală abordată este ineficiența generată de lipsa de modularitate a soluțiilor proprietare. RAMY își propune să democratizeze accesul la tehnologia PCG prin adoptarea unui model open-source, oferind o alternativă versatilă care nu se limitează la un singur tip de activ grafic. Într-o piață aflată într-o schimbare permanentă, capacitatea unei firme sau a unui artist independent de a genera „absolut orice” printr-un sistem modular reprezintă un avantaj competitiv major. Prin utilizarea unui flux de lucru grafic-procedural, motorul reduce drastic timpul necesar pentru crearea activelor, permițând trecerea de la faza de concept la cea de produs final într-un interval mult mai scurt față de metodele de modelare tradițională.</w:t>
       </w:r>
     </w:p>
     <w:p>
@@ -6936,21 +6768,7 @@
         <w:rPr>
           <w:color w:val="000000" w:themeColor="text1"/>
         </w:rPr>
-        <w:t xml:space="preserve">Mai mult, flexibilitatea oferită de utilizarea limbajului C++ și </w:t>
-      </w:r>
-      <w:proofErr w:type="gramStart"/>
-      <w:r>
-        <w:rPr>
-          <w:color w:val="000000" w:themeColor="text1"/>
-        </w:rPr>
-        <w:t>a</w:t>
-      </w:r>
-      <w:proofErr w:type="gramEnd"/>
-      <w:r>
-        <w:rPr>
-          <w:color w:val="000000" w:themeColor="text1"/>
-        </w:rPr>
-        <w:t xml:space="preserve"> API-ului OpenGL extinde valoarea de business a proiectului dincolo de limitele industriei de game development. Arhitectura modulară permite adaptarea motorului pentru arii diverse, precum vizualizarea arhitecturală, simulări industriale sau design de produs, domenii în care viteza de iterație și costurile reduse de producție sunt esențiale. Astfel, RAMY nu este doar un instrument de creație, ci o soluție strategică de optimizare a resurselor, oferind scalabilitate și adaptabilitate într-un climat tehnologic care penalizează rigiditatea și costurile mari de dezvoltare.</w:t>
+        <w:t>Mai mult, flexibilitatea oferită de utilizarea limbajului C++ și a API-ului OpenGL extinde valoarea de business a proiectului dincolo de limitele industriei de game development. Arhitectura modulară permite adaptarea motorului pentru arii diverse, precum vizualizarea arhitecturală, simulări industriale sau design de produs, domenii în care viteza de iterație și costurile reduse de producție sunt esențiale. Astfel, RAMY nu este doar un instrument de creație, ci o soluție strategică de optimizare a resurselor, oferind scalabilitate și adaptabilitate într-un climat tehnologic care penalizează rigiditatea și costurile mari de dezvoltare.</w:t>
       </w:r>
     </w:p>
     <w:p>
@@ -7018,21 +6836,7 @@
         <w:rPr>
           <w:color w:val="000000" w:themeColor="text1"/>
         </w:rPr>
-        <w:t xml:space="preserve">Mai mult, nevoia de soluții grafice procedurale se extinde dincolo de divertisment, fiind resimțită puternic în sectoare precum arhitectura, designul industrial și antrenarea sistemelor de inteligență artificială prin date sintetice. În aceste domenii, contextul economic impune o flexibilitate extremă: capacitatea de a modifica rapid un prototip și </w:t>
-      </w:r>
-      <w:proofErr w:type="gramStart"/>
-      <w:r>
-        <w:rPr>
-          <w:color w:val="000000" w:themeColor="text1"/>
-        </w:rPr>
-        <w:t>de a</w:t>
-      </w:r>
-      <w:proofErr w:type="gramEnd"/>
-      <w:r>
-        <w:rPr>
-          <w:color w:val="000000" w:themeColor="text1"/>
-        </w:rPr>
-        <w:t xml:space="preserve"> genera variante multiple fără a reîncepe procesul de modelare este esențială pentru reducerea timpului de lansare pe piață (time-to-market). RAMY adresează această nevoie prin natura sa modulară și fundamentul tehnic solid (C++/OpenGL), oferind o infrastructură gratuită și extensibilă care poate fi adaptată specificului fiecărei ramuri economice, eliminând dependența de licențe software restrictive și scumpe.</w:t>
+        <w:t>Mai mult, nevoia de soluții grafice procedurale se extinde dincolo de divertisment, fiind resimțită puternic în sectoare precum arhitectura, designul industrial și antrenarea sistemelor de inteligență artificială prin date sintetice. În aceste domenii, contextul economic impune o flexibilitate extremă: capacitatea de a modifica rapid un prototip și de a genera variante multiple fără a reîncepe procesul de modelare este esențială pentru reducerea timpului de lansare pe piață (time-to-market). RAMY adresează această nevoie prin natura sa modulară și fundamentul tehnic solid (C++/OpenGL), oferind o infrastructură gratuită și extensibilă care poate fi adaptată specificului fiecărei ramuri economice, eliminând dependența de licențe software restrictive și scumpe.</w:t>
       </w:r>
     </w:p>
     <w:p>
@@ -7047,21 +6851,7 @@
         <w:rPr>
           <w:color w:val="000000" w:themeColor="text1"/>
         </w:rPr>
-        <w:t xml:space="preserve">1.1.2 Identificarea stakeholderilor si </w:t>
-      </w:r>
-      <w:proofErr w:type="gramStart"/>
-      <w:r>
-        <w:rPr>
-          <w:color w:val="000000" w:themeColor="text1"/>
-        </w:rPr>
-        <w:t>a</w:t>
-      </w:r>
-      <w:proofErr w:type="gramEnd"/>
-      <w:r>
-        <w:rPr>
-          <w:color w:val="000000" w:themeColor="text1"/>
-        </w:rPr>
-        <w:t xml:space="preserve"> intereselor lor</w:t>
+        <w:t>1.1.2 Identificarea stakeholderilor si a intereselor lor</w:t>
       </w:r>
       <w:bookmarkEnd w:id="8"/>
     </w:p>
@@ -7169,21 +6959,7 @@
         <w:rPr>
           <w:color w:val="000000" w:themeColor="text1"/>
         </w:rPr>
-        <w:t xml:space="preserve">Arhitectura sistemului de generare: Nucleul motorului trebuie să funcționeze pe principiul „Generation Stack”, o structură de date care permite stivuirea și execuția secvențială </w:t>
-      </w:r>
-      <w:proofErr w:type="gramStart"/>
-      <w:r>
-        <w:rPr>
-          <w:color w:val="000000" w:themeColor="text1"/>
-        </w:rPr>
-        <w:t>a</w:t>
-      </w:r>
-      <w:proofErr w:type="gramEnd"/>
-      <w:r>
-        <w:rPr>
-          <w:color w:val="000000" w:themeColor="text1"/>
-        </w:rPr>
-        <w:t xml:space="preserve"> operanzilor procedurali. O specificație critică este abstractizarea algoritmilor prin interfețe formale (ex: IGenerator), asigurând decuplarea logicii de procesare de motorul de randare. </w:t>
+        <w:t xml:space="preserve">Arhitectura sistemului de generare: Nucleul motorului trebuie să funcționeze pe principiul „Generation Stack”, o structură de date care permite stivuirea și execuția secvențială a operanzilor procedurali. O specificație critică este abstractizarea algoritmilor prin interfețe formale (ex: IGenerator), asigurând decuplarea logicii de procesare de motorul de randare. </w:t>
       </w:r>
       <w:r>
         <w:rPr>
@@ -7205,21 +6981,7 @@
         <w:rPr>
           <w:color w:val="000000" w:themeColor="text1"/>
         </w:rPr>
-        <w:t xml:space="preserve">Pipeline-ul de randare și vizualizare: Din punct de vedere grafic, sistemul trebuie să implementeze un pipeline de randare hardware-accelerată bazat pe API-ul OpenGL. Specificațiile includ utilizarea shaderelor programabile (Vertex, Fragment și Geometry Shaders) pentru a permite vizualizarea imediată a materialelor și </w:t>
-      </w:r>
-      <w:proofErr w:type="gramStart"/>
-      <w:r>
-        <w:rPr>
-          <w:color w:val="000000" w:themeColor="text1"/>
-        </w:rPr>
-        <w:t>a</w:t>
-      </w:r>
-      <w:proofErr w:type="gramEnd"/>
-      <w:r>
-        <w:rPr>
-          <w:color w:val="000000" w:themeColor="text1"/>
-        </w:rPr>
-        <w:t xml:space="preserve"> iluminării complexe. O cerință tehnică avansată este implementarea sistemelor de umbre în timp real (prin tehnici de Directional și Omni Shadow Mapping) și integrarea unui viewport editor care să permită interacțiunea directă cu obiectele din scenă (sisteme de Picking și Gizmos), oferind un feedback vizual instantaneu asupra modificărilor procedurale.</w:t>
+        <w:t>Pipeline-ul de randare și vizualizare: Din punct de vedere grafic, sistemul trebuie să implementeze un pipeline de randare hardware-accelerată bazat pe API-ul OpenGL. Specificațiile includ utilizarea shaderelor programabile (Vertex, Fragment și Geometry Shaders) pentru a permite vizualizarea imediată a materialelor și a iluminării complexe. O cerință tehnică avansată este implementarea sistemelor de umbre în timp real (prin tehnici de Directional și Omni Shadow Mapping) și integrarea unui viewport editor care să permită interacțiunea directă cu obiectele din scenă (sisteme de Picking și Gizmos), oferind un feedback vizual instantaneu asupra modificărilor procedurale.</w:t>
       </w:r>
     </w:p>
     <w:p>
@@ -7234,21 +6996,7 @@
         <w:rPr>
           <w:color w:val="000000" w:themeColor="text1"/>
         </w:rPr>
-        <w:t xml:space="preserve">Gestiunea resurselor și interfața utilizator: Problema informatică include și necesitatea unui sistem eficient de management al resurselor (texturi, shadere, date geometrice), care să prevină scurgerile de memorie și să optimizeze apelurile la GPU (draw calls). Din punct de vedere al interfeței, specificația impune utilizarea unui editor „Node-Based” care să fie nu doar o reprezentare vizuală a codului, ci un instrument de control în timp real. Aceasta presupune sincronizarea bidirecțională între starea grafului de noduri și reprezentarea internă a scenei 3D, astfel încât orice conexiune nouă sau modificare de parametru să declanșeze o recalculare parțială și eficientă </w:t>
-      </w:r>
-      <w:proofErr w:type="gramStart"/>
-      <w:r>
-        <w:rPr>
-          <w:color w:val="000000" w:themeColor="text1"/>
-        </w:rPr>
-        <w:t>a</w:t>
-      </w:r>
-      <w:proofErr w:type="gramEnd"/>
-      <w:r>
-        <w:rPr>
-          <w:color w:val="000000" w:themeColor="text1"/>
-        </w:rPr>
-        <w:t xml:space="preserve"> activului vizat.</w:t>
+        <w:t>Gestiunea resurselor și interfața utilizator: Problema informatică include și necesitatea unui sistem eficient de management al resurselor (texturi, shadere, date geometrice), care să prevină scurgerile de memorie și să optimizeze apelurile la GPU (draw calls). Din punct de vedere al interfeței, specificația impune utilizarea unui editor „Node-Based” care să fie nu doar o reprezentare vizuală a codului, ci un instrument de control în timp real. Aceasta presupune sincronizarea bidirecțională între starea grafului de noduri și reprezentarea internă a scenei 3D, astfel încât orice conexiune nouă sau modificare de parametru să declanșeze o recalculare parțială și eficientă a activului vizat.</w:t>
       </w:r>
     </w:p>
     <w:p>
@@ -7263,21 +7011,7 @@
         <w:rPr>
           <w:color w:val="000000" w:themeColor="text1"/>
         </w:rPr>
-        <w:t xml:space="preserve">Extensibilitate și portabilitate: Nu în ultimul rând, sistemul trebuie să fie construit într-un limbaj de programare de nivel scăzut (C++), pentru </w:t>
-      </w:r>
-      <w:proofErr w:type="gramStart"/>
-      <w:r>
-        <w:rPr>
-          <w:color w:val="000000" w:themeColor="text1"/>
-        </w:rPr>
-        <w:t>a</w:t>
-      </w:r>
-      <w:proofErr w:type="gramEnd"/>
-      <w:r>
-        <w:rPr>
-          <w:color w:val="000000" w:themeColor="text1"/>
-        </w:rPr>
-        <w:t xml:space="preserve"> asigura controlul total asupra performanței și resurselor hardware. Specificațiile tehnice interzic dependența de motoare grafice de tip „black-box”, impunând dezvoltarea unui cadru de lucru independent care să poată fi portat sau extins cu ușurință pentru noi tipuri de generatoare procedurale, dincolo de cele implementate inițial în lucrare.</w:t>
+        <w:t>Extensibilitate și portabilitate: Nu în ultimul rând, sistemul trebuie să fie construit într-un limbaj de programare de nivel scăzut (C++), pentru a asigura controlul total asupra performanței și resurselor hardware. Specificațiile tehnice interzic dependența de motoare grafice de tip „black-box”, impunând dezvoltarea unui cadru de lucru independent care să poată fi portat sau extins cu ușurință pentru noi tipuri de generatoare procedurale, dincolo de cele implementate inițial în lucrare.</w:t>
       </w:r>
     </w:p>
     <w:p>
@@ -7356,21 +7090,7 @@
         <w:rPr>
           <w:color w:val="000000" w:themeColor="text1"/>
         </w:rPr>
-        <w:t xml:space="preserve">Piața globală </w:t>
-      </w:r>
-      <w:proofErr w:type="gramStart"/>
-      <w:r>
-        <w:rPr>
-          <w:color w:val="000000" w:themeColor="text1"/>
-        </w:rPr>
-        <w:t>a</w:t>
-      </w:r>
-      <w:proofErr w:type="gramEnd"/>
-      <w:r>
-        <w:rPr>
-          <w:color w:val="000000" w:themeColor="text1"/>
-        </w:rPr>
-        <w:t xml:space="preserve"> instrumentelor de dezvoltare a jocurilor video (game development tools) a fost evaluată la aproximativ 1,67 miliarde USD în anul 2024, cu o rată de creștere anuală compusă (CAGR) estimată între 10% și 13% pentru intervalul 2024–2030 (Global Growth Insights, 2024; Market Growth Reports, 2025). Această dinamică este alimentată de cererea tot mai mare pentru conținut 3D de înaltă fidelitate, nu doar în industria jocurilor video, ci și în domenii conexe precum vizualizarea arhitecturală, realitatea virtuală (VR), realitatea augmentată (AR) și producția cinematografică.</w:t>
+        <w:t>Piața globală a instrumentelor de dezvoltare a jocurilor video (game development tools) a fost evaluată la aproximativ 1,67 miliarde USD în anul 2024, cu o rată de creștere anuală compusă (CAGR) estimată între 10% și 13% pentru intervalul 2024–2030 (Global Growth Insights, 2024; Market Growth Reports, 2025). Această dinamică este alimentată de cererea tot mai mare pentru conținut 3D de înaltă fidelitate, nu doar în industria jocurilor video, ci și în domenii conexe precum vizualizarea arhitecturală, realitatea virtuală (VR), realitatea augmentată (AR) și producția cinematografică.</w:t>
       </w:r>
     </w:p>
     <w:p>
@@ -7463,35 +7183,7 @@
         <w:rPr>
           <w:color w:val="000000" w:themeColor="text1"/>
         </w:rPr>
-        <w:t xml:space="preserve">A doua tendință este democratizarea accesului la instrumente profesionale. Tendința industriei este de a migra de la modele de licențiere prohibitive către modele freemium sau open-source (Kings Research, 2025). Exemple relevante includ adoptarea Blender ca standard de facto pentru modelarea 3D open-source, precum și decizia Epic Games de </w:t>
-      </w:r>
-      <w:proofErr w:type="gramStart"/>
-      <w:r>
-        <w:rPr>
-          <w:color w:val="000000" w:themeColor="text1"/>
-        </w:rPr>
-        <w:t>a</w:t>
-      </w:r>
-      <w:proofErr w:type="gramEnd"/>
-      <w:r>
-        <w:rPr>
-          <w:color w:val="000000" w:themeColor="text1"/>
-        </w:rPr>
-        <w:t xml:space="preserve"> elimina redevențele pentru venituri sub un milion de dolari pentru Unreal Engine 5. Această tendință validează modelul de business propus de RAMY, care se bazează pe un nucleu open-source gratuit, cu posibilitatea de </w:t>
-      </w:r>
-      <w:proofErr w:type="gramStart"/>
-      <w:r>
-        <w:rPr>
-          <w:color w:val="000000" w:themeColor="text1"/>
-        </w:rPr>
-        <w:t>a</w:t>
-      </w:r>
-      <w:proofErr w:type="gramEnd"/>
-      <w:r>
-        <w:rPr>
-          <w:color w:val="000000" w:themeColor="text1"/>
-        </w:rPr>
-        <w:t xml:space="preserve"> oferi module avansate prin licențiere.</w:t>
+        <w:t>A doua tendință este democratizarea accesului la instrumente profesionale. Tendința industriei este de a migra de la modele de licențiere prohibitive către modele freemium sau open-source (Kings Research, 2025). Exemple relevante includ adoptarea Blender ca standard de facto pentru modelarea 3D open-source, precum și decizia Epic Games de a elimina redevențele pentru venituri sub un milion de dolari pentru Unreal Engine 5. Această tendință validează modelul de business propus de RAMY, care se bazează pe un nucleu open-source gratuit, cu posibilitatea de a oferi module avansate prin licențiere.</w:t>
       </w:r>
     </w:p>
     <w:p>
@@ -7575,35 +7267,7 @@
         <w:rPr>
           <w:color w:val="000000" w:themeColor="text1"/>
         </w:rPr>
-        <w:t xml:space="preserve">În a doua categorie, motoarele grafice comerciale precum Unreal Engine 5 (Epic Games) și Unity (Unity Technologies) au integrat funcționalități de generare procedurală. Unreal Engine 5 </w:t>
-      </w:r>
-      <w:proofErr w:type="gramStart"/>
-      <w:r>
-        <w:rPr>
-          <w:color w:val="000000" w:themeColor="text1"/>
-        </w:rPr>
-        <w:t>a</w:t>
-      </w:r>
-      <w:proofErr w:type="gramEnd"/>
-      <w:r>
-        <w:rPr>
-          <w:color w:val="000000" w:themeColor="text1"/>
-        </w:rPr>
-        <w:t xml:space="preserve"> introdus în 2023 un framework PCG dedicat, care permite crearea de reguli de distribuție </w:t>
-      </w:r>
-      <w:proofErr w:type="gramStart"/>
-      <w:r>
-        <w:rPr>
-          <w:color w:val="000000" w:themeColor="text1"/>
-        </w:rPr>
-        <w:t>a</w:t>
-      </w:r>
-      <w:proofErr w:type="gramEnd"/>
-      <w:r>
-        <w:rPr>
-          <w:color w:val="000000" w:themeColor="text1"/>
-        </w:rPr>
-        <w:t xml:space="preserve"> obiectelor folosind un sistem vizual de grafuri. Unity oferă plugin-uri de tip Gaia Pro (Procedural Worlds), care automatizează generarea de terenuri, biome și vegetație direct în editor. Aceste soluții au avantajul integrării native în ecosistemele respective, însă dezavantajul major rezidă în dependența totală de motorul gazdă, lipsa portabilității și costurile asociate licențierii (în cazul plugin-urilor precum Gaia Pro).</w:t>
+        <w:t>În a doua categorie, motoarele grafice comerciale precum Unreal Engine 5 (Epic Games) și Unity (Unity Technologies) au integrat funcționalități de generare procedurală. Unreal Engine 5 a introdus în 2023 un framework PCG dedicat, care permite crearea de reguli de distribuție a obiectelor folosind un sistem vizual de grafuri. Unity oferă plugin-uri de tip Gaia Pro (Procedural Worlds), care automatizează generarea de terenuri, biome și vegetație direct în editor. Aceste soluții au avantajul integrării native în ecosistemele respective, însă dezavantajul major rezidă în dependența totală de motorul gazdă, lipsa portabilității și costurile asociate licențierii (în cazul plugin-urilor precum Gaia Pro).</w:t>
       </w:r>
     </w:p>
     <w:p>
@@ -7713,21 +7377,7 @@
         <w:rPr>
           <w:color w:val="000000" w:themeColor="text1"/>
         </w:rPr>
-        <w:t xml:space="preserve">Unreal Engine PCG Framework este un sistem relativ recent (introdus în versiunea 5.2), care permite dezvoltatorilor să creeze reguli de distribuție </w:t>
-      </w:r>
-      <w:proofErr w:type="gramStart"/>
-      <w:r>
-        <w:rPr>
-          <w:color w:val="000000" w:themeColor="text1"/>
-        </w:rPr>
-        <w:t>a</w:t>
-      </w:r>
-      <w:proofErr w:type="gramEnd"/>
-      <w:r>
-        <w:rPr>
-          <w:color w:val="000000" w:themeColor="text1"/>
-        </w:rPr>
-        <w:t xml:space="preserve"> obiectelor folosind un editor vizual de grafuri. Deși puternic, acest framework este limitat la ecosistemul Unreal Engine și necesită cunoștințe avansate ale motorului pentru a fi utilizat eficient.</w:t>
+        <w:t>Unreal Engine PCG Framework este un sistem relativ recent (introdus în versiunea 5.2), care permite dezvoltatorilor să creeze reguli de distribuție a obiectelor folosind un editor vizual de grafuri. Deși puternic, acest framework este limitat la ecosistemul Unreal Engine și necesită cunoștințe avansate ale motorului pentru a fi utilizat eficient.</w:t>
       </w:r>
     </w:p>
     <w:p>
@@ -7774,21 +7424,7 @@
         <w:rPr>
           <w:color w:val="000000" w:themeColor="text1"/>
         </w:rPr>
-        <w:t xml:space="preserve">Tabelul 1 prezintă o sinteză </w:t>
-      </w:r>
-      <w:proofErr w:type="gramStart"/>
-      <w:r>
-        <w:rPr>
-          <w:color w:val="000000" w:themeColor="text1"/>
-        </w:rPr>
-        <w:t>a</w:t>
-      </w:r>
-      <w:proofErr w:type="gramEnd"/>
-      <w:r>
-        <w:rPr>
-          <w:color w:val="000000" w:themeColor="text1"/>
-        </w:rPr>
-        <w:t xml:space="preserve"> analizei SWOT comparative a principalelor soluții de generare procedurală existente pe piață.</w:t>
+        <w:t>Tabelul 1 prezintă o sinteză a analizei SWOT comparative a principalelor soluții de generare procedurală existente pe piață.</w:t>
       </w:r>
     </w:p>
     <w:p>
@@ -8638,21 +8274,7 @@
         <w:rPr>
           <w:color w:val="000000" w:themeColor="text1"/>
         </w:rPr>
-        <w:t xml:space="preserve">1. Modularitate și extensibilitate (pondere 30%) — capacitatea de </w:t>
-      </w:r>
-      <w:proofErr w:type="gramStart"/>
-      <w:r>
-        <w:rPr>
-          <w:color w:val="000000" w:themeColor="text1"/>
-        </w:rPr>
-        <w:t>a</w:t>
-      </w:r>
-      <w:proofErr w:type="gramEnd"/>
-      <w:r>
-        <w:rPr>
-          <w:color w:val="000000" w:themeColor="text1"/>
-        </w:rPr>
-        <w:t xml:space="preserve"> adăuga noi tipuri de generatoare fără modificarea nucleului;</w:t>
+        <w:t>1. Modularitate și extensibilitate (pondere 30%) — capacitatea de a adăuga noi tipuri de generatoare fără modificarea nucleului;</w:t>
       </w:r>
     </w:p>
     <w:p>
@@ -9862,21 +9484,7 @@
         <w:rPr>
           <w:color w:val="000000" w:themeColor="text1"/>
         </w:rPr>
-        <w:t xml:space="preserve">Alegerea limbajului C++ a fost motivată de necesitatea controlului direct asupra memoriei și performanței, eliminând overhead-ul unui garbage collector sau al unui runtime interpretat. API-ul OpenGL 3.3 a fost preferat față de Vulkan datorită balanței optime între puterea expresivă și complexitatea de implementare, OpenGL oferind un nivel de abstractizare suficient pentru un proiect de cercetare fără </w:t>
-      </w:r>
-      <w:proofErr w:type="gramStart"/>
-      <w:r>
-        <w:rPr>
-          <w:color w:val="000000" w:themeColor="text1"/>
-        </w:rPr>
-        <w:t>a</w:t>
-      </w:r>
-      <w:proofErr w:type="gramEnd"/>
-      <w:r>
-        <w:rPr>
-          <w:color w:val="000000" w:themeColor="text1"/>
-        </w:rPr>
-        <w:t xml:space="preserve"> impune complexitatea excesivă a sincronizării explicite cerute de Vulkan (Sellers et al., 2016).</w:t>
+        <w:t>Alegerea limbajului C++ a fost motivată de necesitatea controlului direct asupra memoriei și performanței, eliminând overhead-ul unui garbage collector sau al unui runtime interpretat. API-ul OpenGL 3.3 a fost preferat față de Vulkan datorită balanței optime între puterea expresivă și complexitatea de implementare, OpenGL oferind un nivel de abstractizare suficient pentru un proiect de cercetare fără a impune complexitatea excesivă a sincronizării explicite cerute de Vulkan (Sellers et al., 2016).</w:t>
       </w:r>
     </w:p>
     <w:p>
@@ -9891,21 +9499,7 @@
         <w:rPr>
           <w:color w:val="000000" w:themeColor="text1"/>
         </w:rPr>
-        <w:t xml:space="preserve">Decizia de a nu utiliza un motor comercial existent (Unreal Engine sau Unity) a fost fundamentată pe trei argumente: transparența totală a codului (esențială pentru scopuri didactice și de cercetare), eliminarea dependenței de ecosisteme proprietare și posibilitatea de </w:t>
-      </w:r>
-      <w:proofErr w:type="gramStart"/>
-      <w:r>
-        <w:rPr>
-          <w:color w:val="000000" w:themeColor="text1"/>
-        </w:rPr>
-        <w:t>a</w:t>
-      </w:r>
-      <w:proofErr w:type="gramEnd"/>
-      <w:r>
-        <w:rPr>
-          <w:color w:val="000000" w:themeColor="text1"/>
-        </w:rPr>
-        <w:t xml:space="preserve"> optimiza fiecare componentă pentru scenariul specific al generării procedurale, fără a transporta supraîncărcarea unui motor generalist.</w:t>
+        <w:t>Decizia de a nu utiliza un motor comercial existent (Unreal Engine sau Unity) a fost fundamentată pe trei argumente: transparența totală a codului (esențială pentru scopuri didactice și de cercetare), eliminarea dependenței de ecosisteme proprietare și posibilitatea de a optimiza fiecare componentă pentru scenariul specific al generării procedurale, fără a transporta supraîncărcarea unui motor generalist.</w:t>
       </w:r>
     </w:p>
     <w:p>
@@ -9969,21 +9563,7 @@
         <w:rPr>
           <w:color w:val="000000" w:themeColor="text1"/>
         </w:rPr>
-        <w:t xml:space="preserve">Mai mult, importanța Digital Twins în industrie (replici digitale ale obiectelor fizice) extinde piața către simulări industriale. RAMY, prin capacitatea sa </w:t>
-      </w:r>
-      <w:proofErr w:type="gramStart"/>
-      <w:r>
-        <w:rPr>
-          <w:color w:val="000000" w:themeColor="text1"/>
-        </w:rPr>
-        <w:t>de a</w:t>
-      </w:r>
-      <w:proofErr w:type="gramEnd"/>
-      <w:r>
-        <w:rPr>
-          <w:color w:val="000000" w:themeColor="text1"/>
-        </w:rPr>
-        <w:t xml:space="preserve"> genera structuri geometrice precise pe baza unor parametri de intrare din lumea reală, poate servi ca instrument de prototipare rapidă pentru simulări de mediu urban sau infrastructură critică (Kaufmann et al., 2023).</w:t>
+        <w:t>Mai mult, importanța Digital Twins în industrie (replici digitale ale obiectelor fizice) extinde piața către simulări industriale. RAMY, prin capacitatea sa de a genera structuri geometrice precise pe baza unor parametri de intrare din lumea reală, poate servi ca instrument de prototipare rapidă pentru simulări de mediu urban sau infrastructură critică (Kaufmann et al., 2023).</w:t>
       </w:r>
     </w:p>
     <w:p>
@@ -10095,21 +9675,7 @@
         <w:rPr>
           <w:color w:val="000000" w:themeColor="text1"/>
         </w:rPr>
-        <w:t xml:space="preserve">Zgomotul procedural este „cărămida de bază" </w:t>
-      </w:r>
-      <w:proofErr w:type="gramStart"/>
-      <w:r>
-        <w:rPr>
-          <w:color w:val="000000" w:themeColor="text1"/>
-        </w:rPr>
-        <w:t>a</w:t>
-      </w:r>
-      <w:proofErr w:type="gramEnd"/>
-      <w:r>
-        <w:rPr>
-          <w:color w:val="000000" w:themeColor="text1"/>
-        </w:rPr>
-        <w:t xml:space="preserve"> oricărui sistem PCG. Spre deosebire de un număr pur aleatoriu (care produce „zgomot alb" — discontinuu și vizual haotic), zgomotul coerent returnează valori care se schimbă gradual în spațiu. Ken Perlin a revoluționat industria grafică prin introducerea zgomotului bazat pe gradient în 1985, pentru care a primit un Premiu de Merit de la Academia de Film (Perlin, 1985).</w:t>
+        <w:t>Zgomotul procedural este „cărămida de bază" a oricărui sistem PCG. Spre deosebire de un număr pur aleatoriu (care produce „zgomot alb" — discontinuu și vizual haotic), zgomotul coerent returnează valori care se schimbă gradual în spațiu. Ken Perlin a revoluționat industria grafică prin introducerea zgomotului bazat pe gradient în 1985, pentru care a primit un Premiu de Merit de la Academia de Film (Perlin, 1985).</w:t>
       </w:r>
     </w:p>
     <w:p>
@@ -10664,21 +10230,7 @@
         <w:rPr>
           <w:color w:val="000000" w:themeColor="text1"/>
         </w:rPr>
-        <w:t>Pentru a asigura modularitatea cerută, s-</w:t>
-      </w:r>
-      <w:proofErr w:type="gramStart"/>
-      <w:r>
-        <w:rPr>
-          <w:color w:val="000000" w:themeColor="text1"/>
-        </w:rPr>
-        <w:t>a</w:t>
-      </w:r>
-      <w:proofErr w:type="gramEnd"/>
-      <w:r>
-        <w:rPr>
-          <w:color w:val="000000" w:themeColor="text1"/>
-        </w:rPr>
-        <w:t xml:space="preserve"> adoptat o arhitectură orientată pe obiecte (OOP) bazată pe câteva Modele de Design consacrate:</w:t>
+        <w:t>Pentru a asigura modularitatea cerută, s-a adoptat o arhitectură orientată pe obiecte (OOP) bazată pe câteva Modele de Design consacrate:</w:t>
       </w:r>
     </w:p>
     <w:p>
@@ -10700,21 +10252,7 @@
         <w:rPr>
           <w:color w:val="000000" w:themeColor="text1"/>
         </w:rPr>
-        <w:t xml:space="preserve"> — Clasa principală `Application` și sistemul de gestionare a resurselor `AssetManager` sunt implementate ca Singletons. Acest lucru asigură un punct unic de acces la starea globală </w:t>
-      </w:r>
-      <w:proofErr w:type="gramStart"/>
-      <w:r>
-        <w:rPr>
-          <w:color w:val="000000" w:themeColor="text1"/>
-        </w:rPr>
-        <w:t>a</w:t>
-      </w:r>
-      <w:proofErr w:type="gramEnd"/>
-      <w:r>
-        <w:rPr>
-          <w:color w:val="000000" w:themeColor="text1"/>
-        </w:rPr>
-        <w:t xml:space="preserve"> aplicației (fereastra GLFW, contextul OpenGL) și previne duplicarea resurselor (aceeași textură sau shader nu va fi încărcată de mai multe ori în memoria video).</w:t>
+        <w:t xml:space="preserve"> — Clasa principală `Application` și sistemul de gestionare a resurselor `AssetManager` sunt implementate ca Singletons. Acest lucru asigură un punct unic de acces la starea globală a aplicației (fereastra GLFW, contextul OpenGL) și previne duplicarea resurselor (aceeași textură sau shader nu va fi încărcată de mai multe ori în memoria video).</w:t>
       </w:r>
     </w:p>
     <w:p>
@@ -10735,35 +10273,7 @@
         <w:rPr>
           <w:color w:val="000000" w:themeColor="text1"/>
         </w:rPr>
-        <w:t xml:space="preserve"> — Interfața `IGenerator` este pilonul central al extensibilității. Aceasta definește o metodă pur virtuală `</w:t>
-      </w:r>
-      <w:proofErr w:type="gramStart"/>
-      <w:r>
-        <w:rPr>
-          <w:color w:val="000000" w:themeColor="text1"/>
-        </w:rPr>
-        <w:t>Execute(</w:t>
-      </w:r>
-      <w:proofErr w:type="gramEnd"/>
-      <w:r>
-        <w:rPr>
-          <w:color w:val="000000" w:themeColor="text1"/>
-        </w:rPr>
-        <w:t xml:space="preserve">GeneratorData&amp; </w:t>
-      </w:r>
-      <w:proofErr w:type="gramStart"/>
-      <w:r>
-        <w:rPr>
-          <w:color w:val="000000" w:themeColor="text1"/>
-        </w:rPr>
-        <w:t>data)`</w:t>
-      </w:r>
-      <w:proofErr w:type="gramEnd"/>
-      <w:r>
-        <w:rPr>
-          <w:color w:val="000000" w:themeColor="text1"/>
-        </w:rPr>
-        <w:t>, care forțează orice generator nou să respecte contractul de intrare/ieșire al motorului. Astfel, `SceneManager` poate procesa o stivă de generatoare fără a cunoaște detaliile interne de implementare ale fiecăruia (zgomot, eroziune, etc.). Adaptarea unui nou algoritm PCG în RAMY durează, teoretic, doar timpul necesar implementării acestei interfețe.</w:t>
+        <w:t xml:space="preserve"> — Interfața `IGenerator` este pilonul central al extensibilității. Aceasta definește o metodă pur virtuală `Execute(GeneratorData&amp; data)`, care forțează orice generator nou să respecte contractul de intrare/ieșire al motorului. Astfel, `SceneManager` poate procesa o stivă de generatoare fără a cunoaște detaliile interne de implementare ale fiecăruia (zgomot, eroziune, etc.). Adaptarea unui nou algoritm PCG în RAMY durează, teoretic, doar timpul necesar implementării acestei interfețe.</w:t>
       </w:r>
     </w:p>
     <w:p>
@@ -10784,21 +10294,7 @@
         <w:rPr>
           <w:color w:val="000000" w:themeColor="text1"/>
         </w:rPr>
-        <w:t xml:space="preserve"> — Obiectele din scenă (`GameObject`) urmează o arhitectură simplificată de tip entitate-componentă. Fiecare obiect are o listă de componente (`Transform`, `Mesh`, `Material`). Această structură permite manipularea independentă a proprietăților: de exemplu, putem scala un teren (via `Transform`) fără </w:t>
-      </w:r>
-      <w:proofErr w:type="gramStart"/>
-      <w:r>
-        <w:rPr>
-          <w:color w:val="000000" w:themeColor="text1"/>
-        </w:rPr>
-        <w:t>a</w:t>
-      </w:r>
-      <w:proofErr w:type="gramEnd"/>
-      <w:r>
-        <w:rPr>
-          <w:color w:val="000000" w:themeColor="text1"/>
-        </w:rPr>
-        <w:t xml:space="preserve"> afecta datele geometrice brute stocate în unitatea `Mesh`.</w:t>
+        <w:t xml:space="preserve"> — Obiectele din scenă (`GameObject`) urmează o arhitectură simplificată de tip entitate-componentă. Fiecare obiect are o listă de componente (`Transform`, `Mesh`, `Material`). Această structură permite manipularea independentă a proprietăților: de exemplu, putem scala un teren (via `Transform`) fără a afecta datele geometrice brute stocate în unitatea `Mesh`.</w:t>
       </w:r>
     </w:p>
     <w:p>
@@ -10858,21 +10354,7 @@
           <w:color w:val="000000" w:themeColor="text1"/>
         </w:rPr>
         <w:lastRenderedPageBreak/>
-        <w:t>Generator Stack-ul apelează metoda `</w:t>
-      </w:r>
-      <w:proofErr w:type="gramStart"/>
-      <w:r>
-        <w:rPr>
-          <w:color w:val="000000" w:themeColor="text1"/>
-        </w:rPr>
-        <w:t>Execute(</w:t>
-      </w:r>
-      <w:proofErr w:type="gramEnd"/>
-      <w:r>
-        <w:rPr>
-          <w:color w:val="000000" w:themeColor="text1"/>
-        </w:rPr>
-        <w:t>)` pe fiecare implementare `IGenerator` (pasul 3), care procesează datele și returnează rezultatul sub formă de `MeshData` (pasul 4), conținând vertecși (poziție, coordonate UV, normale, tangente și bitangente) și indici. Ieșirea fiecărui generator poate deveni intrarea următorului, permițând transformări incrementale ale geometriei.</w:t>
+        <w:t>Generator Stack-ul apelează metoda `Execute()` pe fiecare implementare `IGenerator` (pasul 3), care procesează datele și returnează rezultatul sub formă de `MeshData` (pasul 4), conținând vertecși (poziție, coordonate UV, normale, tangente și bitangente) și indici. Ieșirea fiecărui generator poate deveni intrarea următorului, permițând transformări incrementale ale geometriei.</w:t>
       </w:r>
     </w:p>
     <w:p>
@@ -11013,35 +10495,7 @@
         <w:rPr>
           <w:color w:val="000000" w:themeColor="text1"/>
         </w:rPr>
-        <w:t xml:space="preserve"> s-a bazat pe o selecție riguroasă de tehnologii, fiecare aleasă pentru </w:t>
-      </w:r>
-      <w:proofErr w:type="gramStart"/>
-      <w:r>
-        <w:rPr>
-          <w:color w:val="000000" w:themeColor="text1"/>
-        </w:rPr>
-        <w:t>a</w:t>
-      </w:r>
-      <w:proofErr w:type="gramEnd"/>
-      <w:r>
-        <w:rPr>
-          <w:color w:val="000000" w:themeColor="text1"/>
-        </w:rPr>
-        <w:t xml:space="preserve"> adresa o cerință specifică </w:t>
-      </w:r>
-      <w:proofErr w:type="gramStart"/>
-      <w:r>
-        <w:rPr>
-          <w:color w:val="000000" w:themeColor="text1"/>
-        </w:rPr>
-        <w:t>a</w:t>
-      </w:r>
-      <w:proofErr w:type="gramEnd"/>
-      <w:r>
-        <w:rPr>
-          <w:color w:val="000000" w:themeColor="text1"/>
-        </w:rPr>
-        <w:t xml:space="preserve"> arhitecturii sistemului.</w:t>
+        <w:t xml:space="preserve"> s-a bazat pe o selecție riguroasă de tehnologii, fiecare aleasă pentru a adresa o cerință specifică a arhitecturii sistemului.</w:t>
       </w:r>
     </w:p>
     <w:p>
@@ -11069,49 +10523,7 @@
           <w:color w:val="000000" w:themeColor="text1"/>
         </w:rPr>
         <w:lastRenderedPageBreak/>
-        <w:t>procesează milioane de vertecși) și suportul nativ pentru paradigma de programare orientată pe obiecte prin care s-</w:t>
-      </w:r>
-      <w:proofErr w:type="gramStart"/>
-      <w:r>
-        <w:rPr>
-          <w:color w:val="000000" w:themeColor="text1"/>
-        </w:rPr>
-        <w:t>a</w:t>
-      </w:r>
-      <w:proofErr w:type="gramEnd"/>
-      <w:r>
-        <w:rPr>
-          <w:color w:val="000000" w:themeColor="text1"/>
-        </w:rPr>
-        <w:t xml:space="preserve"> implementat sistemul de interfețe (`IGenerator`). Standardul C++17 a fost preferat pentru caracteristici precum `</w:t>
-      </w:r>
-      <w:proofErr w:type="gramStart"/>
-      <w:r>
-        <w:rPr>
-          <w:color w:val="000000" w:themeColor="text1"/>
-        </w:rPr>
-        <w:t>std::</w:t>
-      </w:r>
-      <w:proofErr w:type="gramEnd"/>
-      <w:r>
-        <w:rPr>
-          <w:color w:val="000000" w:themeColor="text1"/>
-        </w:rPr>
-        <w:t>optional`, `</w:t>
-      </w:r>
-      <w:proofErr w:type="gramStart"/>
-      <w:r>
-        <w:rPr>
-          <w:color w:val="000000" w:themeColor="text1"/>
-        </w:rPr>
-        <w:t>std::</w:t>
-      </w:r>
-      <w:proofErr w:type="gramEnd"/>
-      <w:r>
-        <w:rPr>
-          <w:color w:val="000000" w:themeColor="text1"/>
-        </w:rPr>
-        <w:t>filesystem` și `structured bindings`, care au simplificat semnificativ codul de serializare și gestiune a fișierelor (Stroustrup, 2013).</w:t>
+        <w:t>procesează milioane de vertecși) și suportul nativ pentru paradigma de programare orientată pe obiecte prin care s-a implementat sistemul de interfețe (`IGenerator`). Standardul C++17 a fost preferat pentru caracteristici precum `std::optional`, `std::filesystem` și `structured bindings`, care au simplificat semnificativ codul de serializare și gestiune a fișierelor (Stroustrup, 2013).</w:t>
       </w:r>
     </w:p>
     <w:p>
@@ -11132,21 +10544,7 @@
         <w:rPr>
           <w:color w:val="000000" w:themeColor="text1"/>
         </w:rPr>
-        <w:t xml:space="preserve"> reprezintă API-ul grafic utilizat pentru toate operațiile de randare. Versiunea 3.3 a fost selectată pentru </w:t>
-      </w:r>
-      <w:proofErr w:type="gramStart"/>
-      <w:r>
-        <w:rPr>
-          <w:color w:val="000000" w:themeColor="text1"/>
-        </w:rPr>
-        <w:t>a</w:t>
-      </w:r>
-      <w:proofErr w:type="gramEnd"/>
-      <w:r>
-        <w:rPr>
-          <w:color w:val="000000" w:themeColor="text1"/>
-        </w:rPr>
-        <w:t xml:space="preserve"> asigura compatibilitatea cu o gamă largă de plăci grafice, inclusiv cele integrate, în timp ce profilul Core elimină funcționalitățile depreciate ale pipeline-ului fix, impunând utilizarea exclusivă a shaderelor programabile. Acest lucru a permis implementarea unui pipeline de randare modern, bazat pe Vertex Shaders, Fragment Shaders și Geometry Shaders, oferind control complet asupra transformărilor geometrice și calculelor de iluminare (Shreiner et al., 2013).</w:t>
+        <w:t xml:space="preserve"> reprezintă API-ul grafic utilizat pentru toate operațiile de randare. Versiunea 3.3 a fost selectată pentru a asigura compatibilitatea cu o gamă largă de plăci grafice, inclusiv cele integrate, în timp ce profilul Core elimină funcționalitățile depreciate ale pipeline-ului fix, impunând utilizarea exclusivă a shaderelor programabile. Acest lucru a permis implementarea unui pipeline de randare modern, bazat pe Vertex Shaders, Fragment Shaders și Geometry Shaders, oferind control complet asupra transformărilor geometrice și calculelor de iluminare (Shreiner et al., 2013).</w:t>
       </w:r>
     </w:p>
     <w:p>
@@ -12056,21 +11454,7 @@
         <w:rPr>
           <w:color w:val="000000" w:themeColor="text1"/>
         </w:rPr>
-        <w:t xml:space="preserve"> Se folosește pre-alocarea și `glBufferSubData` pentru </w:t>
-      </w:r>
-      <w:proofErr w:type="gramStart"/>
-      <w:r>
-        <w:rPr>
-          <w:color w:val="000000" w:themeColor="text1"/>
-        </w:rPr>
-        <w:t>a</w:t>
-      </w:r>
-      <w:proofErr w:type="gramEnd"/>
-      <w:r>
-        <w:rPr>
-          <w:color w:val="000000" w:themeColor="text1"/>
-        </w:rPr>
-        <w:t xml:space="preserve"> evita fragmentarea VRAM la actualizarea frecventă a terenurilor procedurale.</w:t>
+        <w:t xml:space="preserve"> Se folosește pre-alocarea și `glBufferSubData` pentru a evita fragmentarea VRAM la actualizarea frecventă a terenurilor procedurale.</w:t>
       </w:r>
     </w:p>
     <w:p>
@@ -14838,23 +14222,7 @@
           <w:rFonts w:ascii="Times New Roman" w:hAnsi="Times New Roman"/>
           <w:color w:val="000000" w:themeColor="text1"/>
         </w:rPr>
-        <w:t xml:space="preserve">4.4.1 Măsuri de securizare a datelor și </w:t>
-      </w:r>
-      <w:proofErr w:type="gramStart"/>
-      <w:r>
-        <w:rPr>
-          <w:rFonts w:ascii="Times New Roman" w:hAnsi="Times New Roman"/>
-          <w:color w:val="000000" w:themeColor="text1"/>
-        </w:rPr>
-        <w:t>a</w:t>
-      </w:r>
-      <w:proofErr w:type="gramEnd"/>
-      <w:r>
-        <w:rPr>
-          <w:rFonts w:ascii="Times New Roman" w:hAnsi="Times New Roman"/>
-          <w:color w:val="000000" w:themeColor="text1"/>
-        </w:rPr>
-        <w:t xml:space="preserve"> accesului la sistem</w:t>
+        <w:t>4.4.1 Măsuri de securizare a datelor și a accesului la sistem</w:t>
       </w:r>
       <w:bookmarkEnd w:id="59"/>
     </w:p>
@@ -14948,23 +14316,7 @@
           <w:rFonts w:ascii="Times New Roman" w:hAnsi="Times New Roman"/>
           <w:color w:val="000000" w:themeColor="text1"/>
         </w:rPr>
-        <w:t xml:space="preserve">4.5.1 Testarea utilizabilității și </w:t>
-      </w:r>
-      <w:proofErr w:type="gramStart"/>
-      <w:r>
-        <w:rPr>
-          <w:rFonts w:ascii="Times New Roman" w:hAnsi="Times New Roman"/>
-          <w:color w:val="000000" w:themeColor="text1"/>
-        </w:rPr>
-        <w:t>a</w:t>
-      </w:r>
-      <w:proofErr w:type="gramEnd"/>
-      <w:r>
-        <w:rPr>
-          <w:rFonts w:ascii="Times New Roman" w:hAnsi="Times New Roman"/>
-          <w:color w:val="000000" w:themeColor="text1"/>
-        </w:rPr>
-        <w:t xml:space="preserve"> experienței utilizatorului</w:t>
+        <w:t>4.5.1 Testarea utilizabilității și a experienței utilizatorului</w:t>
       </w:r>
       <w:bookmarkEnd w:id="61"/>
     </w:p>
@@ -16966,21 +16318,7 @@
         <w:rPr>
           <w:color w:val="000000" w:themeColor="text1"/>
         </w:rPr>
-        <w:t xml:space="preserve">Risc de Piață: Concurența Unreal/Unity. Mitigare: Focus exclusiv pe nișa „Engine Agnostic" — oferind posibilitatea de </w:t>
-      </w:r>
-      <w:proofErr w:type="gramStart"/>
-      <w:r>
-        <w:rPr>
-          <w:color w:val="000000" w:themeColor="text1"/>
-        </w:rPr>
-        <w:t>a</w:t>
-      </w:r>
-      <w:proofErr w:type="gramEnd"/>
-      <w:r>
-        <w:rPr>
-          <w:color w:val="000000" w:themeColor="text1"/>
-        </w:rPr>
-        <w:t xml:space="preserve"> exporta rezultatele RAMY către orice motor, păstrând libertatea creativă a utilizatorului fără lock-in contractual.</w:t>
+        <w:t>Risc de Piață: Concurența Unreal/Unity. Mitigare: Focus exclusiv pe nișa „Engine Agnostic" — oferind posibilitatea de a exporta rezultatele RAMY către orice motor, păstrând libertatea creativă a utilizatorului fără lock-in contractual.</w:t>
       </w:r>
     </w:p>
     <w:p>
@@ -17198,21 +16536,7 @@
         <w:rPr>
           <w:color w:val="000000" w:themeColor="text1"/>
         </w:rPr>
-        <w:t xml:space="preserve">3.  Hibridizarea Tehnicilor PCG: Posibilitatea de </w:t>
-      </w:r>
-      <w:proofErr w:type="gramStart"/>
-      <w:r>
-        <w:rPr>
-          <w:color w:val="000000" w:themeColor="text1"/>
-        </w:rPr>
-        <w:t>a</w:t>
-      </w:r>
-      <w:proofErr w:type="gramEnd"/>
-      <w:r>
-        <w:rPr>
-          <w:color w:val="000000" w:themeColor="text1"/>
-        </w:rPr>
-        <w:t xml:space="preserve"> amesteca zgomotul coerent (stocastic) cu WFC (bazat pe reguli) și eroziune fizică în același pipeline, oferind un nivel de control artistic superior față de majoritatea plugin-urilor comerciale mono-canal.</w:t>
+        <w:t>3.  Hibridizarea Tehnicilor PCG: Posibilitatea de a amesteca zgomotul coerent (stocastic) cu WFC (bazat pe reguli) și eroziune fizică în același pipeline, oferind un nivel de control artistic superior față de majoritatea plugin-urilor comerciale mono-canal.</w:t>
       </w:r>
     </w:p>
     <w:p>
@@ -17419,21 +16743,7 @@
         <w:rPr>
           <w:color w:val="000000" w:themeColor="text1"/>
         </w:rPr>
-        <w:t>Karth, I. și Smith, A.M., 2017. WaveFunctionCollapse is constraint solving in the wild. *Proceedings of the 12th International Conference on the Foundations of Digital Games (FDG '</w:t>
-      </w:r>
-      <w:proofErr w:type="gramStart"/>
-      <w:r>
-        <w:rPr>
-          <w:color w:val="000000" w:themeColor="text1"/>
-        </w:rPr>
-        <w:t>17)*</w:t>
-      </w:r>
-      <w:proofErr w:type="gramEnd"/>
-      <w:r>
-        <w:rPr>
-          <w:color w:val="000000" w:themeColor="text1"/>
-        </w:rPr>
-        <w:t>. doi: 10.1145/3102071.3102085.</w:t>
+        <w:t>Karth, I. și Smith, A.M., 2017. WaveFunctionCollapse is constraint solving in the wild. *Proceedings of the 12th International Conference on the Foundations of Digital Games (FDG '17)*. doi: 10.1145/3102071.3102085.</w:t>
       </w:r>
     </w:p>
     <w:p>
@@ -17478,21 +16788,7 @@
         <w:rPr>
           <w:color w:val="000000" w:themeColor="text1"/>
         </w:rPr>
-        <w:t>Mei, X., Decaudin, P. și Hu, B.G., 2007. Fast Hydraulic Erosion Simulation and Visualization on GPU. *Pacific Graphics (PG'</w:t>
-      </w:r>
-      <w:proofErr w:type="gramStart"/>
-      <w:r>
-        <w:rPr>
-          <w:color w:val="000000" w:themeColor="text1"/>
-        </w:rPr>
-        <w:t>07)*</w:t>
-      </w:r>
-      <w:proofErr w:type="gramEnd"/>
-      <w:r>
-        <w:rPr>
-          <w:color w:val="000000" w:themeColor="text1"/>
-        </w:rPr>
-        <w:t>, pp. 47-56.</w:t>
+        <w:t>Mei, X., Decaudin, P. și Hu, B.G., 2007. Fast Hydraulic Erosion Simulation and Visualization on GPU. *Pacific Graphics (PG'07)*, pp. 47-56.</w:t>
       </w:r>
     </w:p>
     <w:p>
@@ -17507,21 +16803,7 @@
         <w:rPr>
           <w:color w:val="000000" w:themeColor="text1"/>
         </w:rPr>
-        <w:t xml:space="preserve">Musgrave, F.K., Kolb, C.E. și Mace, R.S., 1989. The Synthesis and Rendering of Eroded Fractal Terrains. *Computer Graphics (SIGGRAPH '89 </w:t>
-      </w:r>
-      <w:proofErr w:type="gramStart"/>
-      <w:r>
-        <w:rPr>
-          <w:color w:val="000000" w:themeColor="text1"/>
-        </w:rPr>
-        <w:t>Proceedings)*</w:t>
-      </w:r>
-      <w:proofErr w:type="gramEnd"/>
-      <w:r>
-        <w:rPr>
-          <w:color w:val="000000" w:themeColor="text1"/>
-        </w:rPr>
-        <w:t>, 23(3), pp. 41-50.</w:t>
+        <w:t>Musgrave, F.K., Kolb, C.E. și Mace, R.S., 1989. The Synthesis and Rendering of Eroded Fractal Terrains. *Computer Graphics (SIGGRAPH '89 Proceedings)*, 23(3), pp. 41-50.</w:t>
       </w:r>
     </w:p>
     <w:p>
@@ -17567,21 +16849,7 @@
         <w:rPr>
           <w:color w:val="000000" w:themeColor="text1"/>
         </w:rPr>
-        <w:t xml:space="preserve">Perlin, K., 1985. An Image Synthesizer. *Computer Graphics (SIGGRAPH '85 </w:t>
-      </w:r>
-      <w:proofErr w:type="gramStart"/>
-      <w:r>
-        <w:rPr>
-          <w:color w:val="000000" w:themeColor="text1"/>
-        </w:rPr>
-        <w:t>Proceedings)*</w:t>
-      </w:r>
-      <w:proofErr w:type="gramEnd"/>
-      <w:r>
-        <w:rPr>
-          <w:color w:val="000000" w:themeColor="text1"/>
-        </w:rPr>
-        <w:t>, 19(3), pp. 287-296.</w:t>
+        <w:t>Perlin, K., 1985. An Image Synthesizer. *Computer Graphics (SIGGRAPH '85 Proceedings)*, 19(3), pp. 287-296.</w:t>
       </w:r>
     </w:p>
     <w:p>
@@ -17731,21 +16999,7 @@
         <w:rPr>
           <w:color w:val="000000" w:themeColor="text1"/>
         </w:rPr>
-        <w:t>Worley, S., 1996. A Cellular Texture Basis Function. *Proceedings of the 23rd Annual Conference on Computer Graphics and Interactive Techniques (SIGGRAPH '</w:t>
-      </w:r>
-      <w:proofErr w:type="gramStart"/>
-      <w:r>
-        <w:rPr>
-          <w:color w:val="000000" w:themeColor="text1"/>
-        </w:rPr>
-        <w:t>96)*</w:t>
-      </w:r>
-      <w:proofErr w:type="gramEnd"/>
-      <w:r>
-        <w:rPr>
-          <w:color w:val="000000" w:themeColor="text1"/>
-        </w:rPr>
-        <w:t>, pp. 291-294.</w:t>
+        <w:t>Worley, S., 1996. A Cellular Texture Basis Function. *Proceedings of the 23rd Annual Conference on Computer Graphics and Interactive Techniques (SIGGRAPH '96)*, pp. 291-294.</w:t>
       </w:r>
     </w:p>
     <w:p>
@@ -17832,6 +17086,129 @@
           <w:color w:val="000000" w:themeColor="text1"/>
         </w:rPr>
       </w:pPr>
+      <w:hyperlink r:id="rId11" w:history="1">
+        <w:r>
+          <w:rPr>
+            <w:rStyle w:val="Hyperlink"/>
+          </w:rPr>
+          <w:t>https://procworld.blogspot.com/</w:t>
+        </w:r>
+      </w:hyperlink>
+    </w:p>
+    <w:p>
+      <w:pPr>
+        <w:spacing w:after="0"/>
+        <w:ind w:firstLine="709"/>
+        <w:rPr>
+          <w:color w:val="000000" w:themeColor="text1"/>
+        </w:rPr>
+      </w:pPr>
+      <w:hyperlink r:id="rId12" w:history="1">
+        <w:r>
+          <w:rPr>
+            <w:rStyle w:val="Hyperlink"/>
+          </w:rPr>
+          <w:t>https://undiscoveredworlds.blogspot.com/</w:t>
+        </w:r>
+      </w:hyperlink>
+    </w:p>
+    <w:p>
+      <w:pPr>
+        <w:spacing w:after="0"/>
+        <w:ind w:firstLine="709"/>
+        <w:rPr>
+          <w:color w:val="000000" w:themeColor="text1"/>
+        </w:rPr>
+      </w:pPr>
+      <w:hyperlink r:id="rId13" w:history="1">
+        <w:r>
+          <w:rPr>
+            <w:rStyle w:val="Hyperlink"/>
+          </w:rPr>
+          <w:t>https://jobtalle.com/</w:t>
+        </w:r>
+      </w:hyperlink>
+    </w:p>
+    <w:p>
+      <w:pPr>
+        <w:spacing w:after="0"/>
+        <w:ind w:firstLine="709"/>
+        <w:rPr>
+          <w:color w:val="000000" w:themeColor="text1"/>
+        </w:rPr>
+      </w:pPr>
+      <w:hyperlink r:id="rId14" w:history="1">
+        <w:r>
+          <w:rPr>
+            <w:rStyle w:val="Hyperlink"/>
+          </w:rPr>
+          <w:t>https://forums.inovaestudios.com/t/procedural-terrain-rendering-how-to/765</w:t>
+        </w:r>
+      </w:hyperlink>
+    </w:p>
+    <w:p>
+      <w:pPr>
+        <w:spacing w:after="0"/>
+        <w:ind w:firstLine="709"/>
+      </w:pPr>
+      <w:hyperlink r:id="rId15" w:history="1">
+        <w:r>
+          <w:rPr>
+            <w:rStyle w:val="Hyperlink"/>
+          </w:rPr>
+          <w:t>https://iquilezles.org/</w:t>
+        </w:r>
+      </w:hyperlink>
+    </w:p>
+    <w:p>
+      <w:pPr>
+        <w:spacing w:after="0"/>
+        <w:ind w:firstLine="709"/>
+        <w:rPr>
+          <w:color w:val="000000" w:themeColor="text1"/>
+        </w:rPr>
+      </w:pPr>
+      <w:hyperlink r:id="rId16" w:history="1">
+        <w:r>
+          <w:rPr>
+            <w:rStyle w:val="Hyperlink"/>
+          </w:rPr>
+          <w:t>https://github.com/fegennari/3DWorld</w:t>
+        </w:r>
+      </w:hyperlink>
+    </w:p>
+    <w:p>
+      <w:pPr>
+        <w:spacing w:after="0"/>
+        <w:ind w:firstLine="709"/>
+        <w:rPr>
+          <w:color w:val="000000" w:themeColor="text1"/>
+        </w:rPr>
+      </w:pPr>
+      <w:r>
+        <w:rPr>
+          <w:color w:val="000000" w:themeColor="text1"/>
+        </w:rPr>
+        <w:t>https://blog.runevision.com/2026/03/fast-and-gorgeous-erosion-filter.html</w:t>
+      </w:r>
+    </w:p>
+    <w:p>
+      <w:pPr>
+        <w:spacing w:after="0"/>
+        <w:ind w:firstLine="709"/>
+        <w:rPr>
+          <w:color w:val="000000" w:themeColor="text1"/>
+        </w:rPr>
+      </w:pPr>
+    </w:p>
+    <w:p>
+      <w:pPr>
+        <w:spacing w:after="0"/>
+        <w:ind w:firstLine="709"/>
+        <w:rPr>
+          <w:color w:val="000000" w:themeColor="text1"/>
+        </w:rPr>
+      </w:pPr>
       <w:r>
         <w:rPr>
           <w:color w:val="000000" w:themeColor="text1"/>
@@ -17840,7 +17217,7 @@
       </w:r>
     </w:p>
     <w:sectPr>
-      <w:footerReference w:type="default" r:id="rId11"/>
+      <w:footerReference w:type="default" r:id="rId17"/>
       <w:pgSz w:w="12240" w:h="15840"/>
       <w:pgMar w:top="1417" w:right="1417" w:bottom="1417" w:left="1701" w:header="720" w:footer="720" w:gutter="0"/>
       <w:cols w:space="720"/>
@@ -29580,6 +28957,18 @@
       <w:spacing w:after="0"/>
     </w:pPr>
   </w:style>
+  <w:style w:type="character" w:styleId="UnresolvedMention">
+    <w:name w:val="Unresolved Mention"/>
+    <w:basedOn w:val="DefaultParagraphFont"/>
+    <w:uiPriority w:val="99"/>
+    <w:semiHidden/>
+    <w:unhideWhenUsed/>
+    <w:rsid w:val="00D512C1"/>
+    <w:rPr>
+      <w:color w:val="605E5C"/>
+      <w:shd w:val="clear" w:color="auto" w:fill="E1DFDD"/>
+    </w:rPr>
+  </w:style>
 </w:styles>
 </file>
 
